--- a/docs/event/print/event-checklists.docx
+++ b/docs/event/print/event-checklists.docx
@@ -313,11 +313,36 @@
         <w:rPr>
           <w:rStyle w:val="SourceText"/>
         </w:rPr>
-        <w:t>http://tealteam.local/</w:t>
-      </w:r>
-      <w:r>
-        <w:rPr/>
-        <w:t>; then all of them, per the card.</w:t>
+        <w:t>https://tealteam.local/</w:t>
+      </w:r>
+      <w:r>
+        <w:rPr/>
+        <w:t xml:space="preserve"> with no warning (its CA trusted, per the card); then all of them.</w:t>
+      </w:r>
+    </w:p>
+    <w:p>
+      <w:pPr>
+        <w:pStyle w:val="BodyText"/>
+        <w:bidi w:val="0"/>
+        <w:rPr/>
+      </w:pPr>
+      <w:r>
+        <w:rPr/>
+        <w:t xml:space="preserve">☐  </w:t>
+      </w:r>
+      <w:r>
+        <w:rPr/>
+        <w:t>The CA folder (</w:t>
+      </w:r>
+      <w:r>
+        <w:rPr>
+          <w:rStyle w:val="SourceText"/>
+        </w:rPr>
+        <w:t>/srv/tealteam/data/tls</w:t>
+      </w:r>
+      <w:r>
+        <w:rPr/>
+        <w:t>) is on the backup stick.</w:t>
       </w:r>
     </w:p>
     <w:p>
